--- a/simulation/paper/split/01_title_declarations.docx
+++ b/simulation/paper/split/01_title_declarations.docx
@@ -23,7 +23,7 @@
           <w:b/>
           <w:sz w:val="24"/>
         </w:rPr>
-        <w:t>Personality Interventions Don't Work; Structural Ones Do: Counterfactual Evidence from a HEXACO 7-Typology Workplace Harassment Microsimulation in Japan</w:t>
+        <w:t>Person-Level versus System-Level Anti-Harassment Interventions: HEXACO 7-Typology Evidence That Structure Dominates Personality in Japanese Workplaces</w:t>
       </w:r>
     </w:p>
     <w:p>

--- a/simulation/paper/split/01_title_declarations.docx
+++ b/simulation/paper/split/01_title_declarations.docx
@@ -276,6 +276,7 @@
       </w:r>
     </w:p>
     <w:sectPr>
+      <w:headerReference w:type="default" r:id="rId9"/>
       <w:pgSz w:w="12240" w:h="15840"/>
       <w:pgMar w:top="1440" w:right="1440" w:bottom="1440" w:left="1440" w:header="720" w:footer="720" w:gutter="0"/>
       <w:cols w:space="720"/>
@@ -283,6 +284,45 @@
     </w:sectPr>
   </w:body>
 </w:document>
+</file>
+
+<file path=word/header1.xml><?xml version="1.0" encoding="utf-8"?>
+<w:hdr xmlns:m="http://schemas.openxmlformats.org/officeDocument/2006/math" xmlns:mc="http://schemas.openxmlformats.org/markup-compatibility/2006" xmlns:mo="http://schemas.microsoft.com/office/mac/office/2008/main" xmlns:mv="urn:schemas-microsoft-com:mac:vml" xmlns:o="urn:schemas-microsoft-com:office:office" xmlns:r="http://schemas.openxmlformats.org/officeDocument/2006/relationships" xmlns:v="urn:schemas-microsoft-com:vml" xmlns:w10="urn:schemas-microsoft-com:office:word" xmlns:w14="http://schemas.microsoft.com/office/word/2010/wordml" xmlns:w="http://schemas.openxmlformats.org/wordprocessingml/2006/main" xmlns:wne="http://schemas.microsoft.com/office/word/2006/wordml" xmlns:wp14="http://schemas.microsoft.com/office/word/2010/wordprocessingDrawing" xmlns:wp="http://schemas.openxmlformats.org/drawingml/2006/wordprocessingDrawing" xmlns:wpc="http://schemas.microsoft.com/office/word/2010/wordprocessingCanvas" xmlns:wpg="http://schemas.microsoft.com/office/word/2010/wordprocessingGroup" xmlns:wpi="http://schemas.microsoft.com/office/word/2010/wordprocessingInk" xmlns:wps="http://schemas.microsoft.com/office/word/2010/wordprocessingShape" mc:Ignorable="w14 wp14">
+  <w:p>
+    <w:pPr>
+      <w:pStyle w:val="Header"/>
+      <w:tabs>
+        <w:tab w:pos="9360" w:val="right"/>
+      </w:tabs>
+      <w:jc w:val="left"/>
+    </w:pPr>
+    <w:r>
+      <w:rPr>
+        <w:rFonts w:ascii="Times New Roman" w:hAnsi="Times New Roman" w:eastAsia="Times New Roman"/>
+        <w:b w:val="0"/>
+        <w:sz w:val="24"/>
+      </w:rPr>
+      <w:t>STRUCTURE DOMINATES PERSONALITY</w:t>
+    </w:r>
+    <w:r>
+      <w:rPr>
+        <w:rFonts w:ascii="Times New Roman" w:hAnsi="Times New Roman" w:eastAsia="Times New Roman"/>
+        <w:sz w:val="24"/>
+      </w:rPr>
+      <w:tab/>
+    </w:r>
+    <w:r>
+      <w:rPr>
+        <w:rFonts w:ascii="Times New Roman" w:hAnsi="Times New Roman" w:eastAsia="Times New Roman"/>
+        <w:sz w:val="24"/>
+      </w:rPr>
+      <w:fldChar w:fldCharType="begin"/>
+      <w:instrText>PAGE</w:instrText>
+      <w:fldChar w:fldCharType="separate"/>
+      <w:fldChar w:fldCharType="end"/>
+    </w:r>
+  </w:p>
+</w:hdr>
 </file>
 
 <file path=word/numbering.xml><?xml version="1.0" encoding="utf-8"?>

--- a/simulation/paper/split/01_title_declarations.docx
+++ b/simulation/paper/split/01_title_declarations.docx
@@ -52,7 +52,6 @@
       <w:r>
         <w:rPr>
           <w:rFonts w:ascii="Times New Roman" w:hAnsi="Times New Roman" w:eastAsia="Times New Roman"/>
-          <w:i/>
           <w:sz w:val="24"/>
         </w:rPr>
         <w:t>SUNBLAZE Co., Ltd., Tokyo, Japan</w:t>
@@ -61,15 +60,7 @@
     <w:p>
       <w:pPr>
         <w:spacing w:line="480" w:lineRule="auto" w:before="0" w:after="0"/>
-        <w:jc w:val="center"/>
       </w:pPr>
-      <w:r>
-        <w:rPr>
-          <w:rFonts w:ascii="Times New Roman" w:hAnsi="Times New Roman" w:eastAsia="Times New Roman"/>
-          <w:sz w:val="24"/>
-        </w:rPr>
-        <w:t>ORCID: 0009-0009-7124-6669</w:t>
-      </w:r>
     </w:p>
     <w:p>
       <w:pPr>
@@ -87,13 +78,36 @@
           <w:b/>
           <w:sz w:val="24"/>
         </w:rPr>
-        <w:t>Author note</w:t>
+        <w:t>Author Note</w:t>
       </w:r>
     </w:p>
     <w:p>
       <w:pPr>
         <w:spacing w:line="480" w:lineRule="auto" w:before="0" w:after="0"/>
-        <w:ind w:firstLine="720"/>
+      </w:pPr>
+      <w:r>
+        <w:rPr>
+          <w:rFonts w:ascii="Times New Roman" w:hAnsi="Times New Roman" w:eastAsia="Times New Roman"/>
+          <w:sz w:val="24"/>
+        </w:rPr>
+        <w:t>Eisuke Tokiwa  https://orcid.org/0009-0009-7124-6669</w:t>
+      </w:r>
+    </w:p>
+    <w:p>
+      <w:pPr>
+        <w:spacing w:line="480" w:lineRule="auto" w:before="0" w:after="0"/>
+      </w:pPr>
+      <w:r>
+        <w:rPr>
+          <w:rFonts w:ascii="Times New Roman" w:hAnsi="Times New Roman" w:eastAsia="Times New Roman"/>
+          <w:sz w:val="24"/>
+        </w:rPr>
+        <w:t>The author has no known conflict of interest to disclose beyond that stated in the Declarations below.</w:t>
+      </w:r>
+    </w:p>
+    <w:p>
+      <w:pPr>
+        <w:spacing w:line="480" w:lineRule="auto" w:before="0" w:after="0"/>
       </w:pPr>
       <w:r>
         <w:rPr>
@@ -106,15 +120,7 @@
     <w:p>
       <w:pPr>
         <w:spacing w:line="480" w:lineRule="auto" w:before="0" w:after="0"/>
-        <w:ind w:firstLine="720"/>
       </w:pPr>
-      <w:r>
-        <w:rPr>
-          <w:rFonts w:ascii="Times New Roman" w:hAnsi="Times New Roman" w:eastAsia="Times New Roman"/>
-          <w:sz w:val="24"/>
-        </w:rPr>
-        <w:t>Pre-registration: OSF DOI 10.17605/OSF.IO/3Y54U (https://osf.io/3y54u). Code, data, and intermediate artifacts are publicly archived under MIT license at https://github.com/etoki/paper.</w:t>
-      </w:r>
     </w:p>
     <w:p>
       <w:pPr>
@@ -122,14 +128,8 @@
       </w:pPr>
     </w:p>
     <w:p>
-      <w:r>
-        <w:br w:type="page"/>
-      </w:r>
-    </w:p>
-    <w:p>
       <w:pPr>
         <w:spacing w:line="480" w:lineRule="auto" w:before="0" w:after="0"/>
-        <w:jc w:val="center"/>
       </w:pPr>
       <w:r>
         <w:rPr>
@@ -139,6 +139,41 @@
         </w:rPr>
         <w:t>Declarations</w:t>
       </w:r>
+    </w:p>
+    <w:p>
+      <w:pPr>
+        <w:spacing w:line="480" w:lineRule="auto" w:before="0" w:after="0"/>
+      </w:pPr>
+    </w:p>
+    <w:p>
+      <w:pPr>
+        <w:spacing w:line="480" w:lineRule="auto" w:before="0" w:after="0"/>
+      </w:pPr>
+      <w:r>
+        <w:rPr>
+          <w:rFonts w:ascii="Times New Roman" w:hAnsi="Times New Roman" w:eastAsia="Times New Roman"/>
+          <w:b/>
+          <w:sz w:val="24"/>
+        </w:rPr>
+        <w:t>Conflict of Interest</w:t>
+      </w:r>
+    </w:p>
+    <w:p>
+      <w:pPr>
+        <w:spacing w:line="480" w:lineRule="auto" w:before="0" w:after="0"/>
+      </w:pPr>
+      <w:r>
+        <w:rPr>
+          <w:rFonts w:ascii="Times New Roman" w:hAnsi="Times New Roman" w:eastAsia="Times New Roman"/>
+          <w:sz w:val="24"/>
+        </w:rPr>
+        <w:t>The author declares that there are no financial or personal relationships with other people or organizations that could inappropriately influence (bias) the work reported in this paper.</w:t>
+      </w:r>
+    </w:p>
+    <w:p>
+      <w:pPr>
+        <w:spacing w:line="480" w:lineRule="auto" w:before="0" w:after="0"/>
+      </w:pPr>
     </w:p>
     <w:p>
       <w:pPr>
@@ -156,15 +191,19 @@
     <w:p>
       <w:pPr>
         <w:spacing w:line="480" w:lineRule="auto" w:before="0" w:after="0"/>
-        <w:ind w:firstLine="720"/>
       </w:pPr>
       <w:r>
         <w:rPr>
           <w:rFonts w:ascii="Times New Roman" w:hAnsi="Times New Roman" w:eastAsia="Times New Roman"/>
           <w:sz w:val="24"/>
         </w:rPr>
-        <w:t>This research was self-funded by SUNBLAZE Co., Ltd. No external funding was received.</w:t>
+        <w:t>This research was self-funded by SUNBLAZE Co., Ltd. (Tokyo, Japan). No external grant funding from agencies in the public, commercial, or not-for-profit sectors was received.</w:t>
       </w:r>
+    </w:p>
+    <w:p>
+      <w:pPr>
+        <w:spacing w:line="480" w:lineRule="auto" w:before="0" w:after="0"/>
+      </w:pPr>
     </w:p>
     <w:p>
       <w:pPr>
@@ -176,21 +215,25 @@
           <w:b/>
           <w:sz w:val="24"/>
         </w:rPr>
-        <w:t>Conflicts of interest</w:t>
+        <w:t>Ethics Approval</w:t>
       </w:r>
     </w:p>
     <w:p>
       <w:pPr>
         <w:spacing w:line="480" w:lineRule="auto" w:before="0" w:after="0"/>
-        <w:ind w:firstLine="720"/>
       </w:pPr>
       <w:r>
         <w:rPr>
           <w:rFonts w:ascii="Times New Roman" w:hAnsi="Times New Roman" w:eastAsia="Times New Roman"/>
           <w:sz w:val="24"/>
         </w:rPr>
-        <w:t>The author declares no competing interests.</w:t>
+        <w:t>The N = 354 individual-level harassment data re-analyzed in this study were originally collected under an IRB-approved protocol described in Tokiwa (2025, Research Square preprint, DOI 10.21203/rs.3.rs-7756124/v1). Secondary analysis of these de-identified data does not require additional ethics review under SUNBLAZE Co., Ltd. policy.</w:t>
       </w:r>
+    </w:p>
+    <w:p>
+      <w:pPr>
+        <w:spacing w:line="480" w:lineRule="auto" w:before="0" w:after="0"/>
+      </w:pPr>
     </w:p>
     <w:p>
       <w:pPr>
@@ -202,21 +245,25 @@
           <w:b/>
           <w:sz w:val="24"/>
         </w:rPr>
-        <w:t>Author contributions</w:t>
+        <w:t>Informed Consent</w:t>
       </w:r>
     </w:p>
     <w:p>
       <w:pPr>
         <w:spacing w:line="480" w:lineRule="auto" w:before="0" w:after="0"/>
-        <w:ind w:firstLine="720"/>
       </w:pPr>
       <w:r>
         <w:rPr>
           <w:rFonts w:ascii="Times New Roman" w:hAnsi="Times New Roman" w:eastAsia="Times New Roman"/>
           <w:sz w:val="24"/>
         </w:rPr>
-        <w:t>The author (sole-authored) was responsible for conceptualization, methodology, software, formal analysis, investigation, data curation, writing — original draft, and writing — review &amp; editing.</w:t>
+        <w:t>All N = 354 participants in the original survey provided informed consent for research use of their de-identified responses (per Tokiwa, 2025). The present secondary analysis introduces no new participant contact.</w:t>
       </w:r>
+    </w:p>
+    <w:p>
+      <w:pPr>
+        <w:spacing w:line="480" w:lineRule="auto" w:before="0" w:after="0"/>
+      </w:pPr>
     </w:p>
     <w:p>
       <w:pPr>
@@ -228,21 +275,25 @@
           <w:b/>
           <w:sz w:val="24"/>
         </w:rPr>
-        <w:t>Data and code availability</w:t>
+        <w:t>Pre-registration</w:t>
       </w:r>
     </w:p>
     <w:p>
       <w:pPr>
         <w:spacing w:line="480" w:lineRule="auto" w:before="0" w:after="0"/>
-        <w:ind w:firstLine="720"/>
       </w:pPr>
       <w:r>
         <w:rPr>
           <w:rFonts w:ascii="Times New Roman" w:hAnsi="Times New Roman" w:eastAsia="Times New Roman"/>
           <w:sz w:val="24"/>
         </w:rPr>
-        <w:t>All code, data, and intermediate artifacts are publicly archived under MIT license at https://github.com/etoki/paper (directory: simulation/) and at OSF DOI 10.17605/OSF.IO/3Y54U (https://osf.io/3y54u). Reproducibility is verified via SHA-256 hash comparison against the v2.0 OSF registration.</w:t>
+        <w:t>This Stage 2 Registered Report implements, without deviation, the analysis plan pre-registered as v2.0 at the Open Science Framework (DOI 10.17605/OSF.IO/3Y54U; https://osf.io/3y54u; registered 2026-04-30). The Section 6.5 Level 1 Methods Clarifications Log accompanying the v2.0 registration documents 16 minor specification clarifications applied prior to Stage 0 implementation.</w:t>
       </w:r>
+    </w:p>
+    <w:p>
+      <w:pPr>
+        <w:spacing w:line="480" w:lineRule="auto" w:before="0" w:after="0"/>
+      </w:pPr>
     </w:p>
     <w:p>
       <w:pPr>
@@ -254,20 +305,109 @@
           <w:b/>
           <w:sz w:val="24"/>
         </w:rPr>
-        <w:t>Ethics statement</w:t>
+        <w:t>Availability of data and material</w:t>
       </w:r>
     </w:p>
     <w:p>
       <w:pPr>
         <w:spacing w:line="480" w:lineRule="auto" w:before="0" w:after="0"/>
-        <w:ind w:firstLine="720"/>
       </w:pPr>
       <w:r>
         <w:rPr>
           <w:rFonts w:ascii="Times New Roman" w:hAnsi="Times New Roman" w:eastAsia="Times New Roman"/>
           <w:sz w:val="24"/>
         </w:rPr>
-        <w:t>The N=354 individual-level harassment data analyzed in this study were collected under an IRB-approved protocol (Tokiwa, 2025, harassment preprint). Analysis of de-identified data does not require additional ethics review under SUNBLAZE Co., Ltd. policy.</w:t>
+        <w:t>Public-tier supplementary artifacts (Stage 0–8 HDF5, Figures 1–6 in PNG/PDF/SVG, canonical numerical record, SHA-256 reference hashes) are openly available at the v2.0 OSF working project (osf.io/3hxz6, v2.0/v2.0_supplementary.tar.gz). The N = 354 individual-level dataset is governed by the IRB-approved data-sharing protocol and hosted in a Private OSF component with a documented Request-Access mechanism (parent project Wiki at osf.io/3hxz6/wiki/home/ lists access criteria, IRB requirements, and data-use terms). All analysis code is publicly archived under MIT license at https://github.com/etoki/paper (directory: simulation/).</w:t>
+      </w:r>
+    </w:p>
+    <w:p>
+      <w:pPr>
+        <w:spacing w:line="480" w:lineRule="auto" w:before="0" w:after="0"/>
+      </w:pPr>
+    </w:p>
+    <w:p>
+      <w:pPr>
+        <w:spacing w:line="480" w:lineRule="auto" w:before="0" w:after="0"/>
+      </w:pPr>
+      <w:r>
+        <w:rPr>
+          <w:rFonts w:ascii="Times New Roman" w:hAnsi="Times New Roman" w:eastAsia="Times New Roman"/>
+          <w:b/>
+          <w:sz w:val="24"/>
+        </w:rPr>
+        <w:t>Authors' contributions</w:t>
+      </w:r>
+    </w:p>
+    <w:p>
+      <w:pPr>
+        <w:spacing w:line="480" w:lineRule="auto" w:before="0" w:after="0"/>
+      </w:pPr>
+      <w:r>
+        <w:rPr>
+          <w:rFonts w:ascii="Times New Roman" w:hAnsi="Times New Roman" w:eastAsia="Times New Roman"/>
+          <w:sz w:val="24"/>
+        </w:rPr>
+        <w:t>The sole author (Eisuke Tokiwa) was responsible for conceptualization, methodology, software, formal analysis, investigation, data curation, writing — original draft, and writing — review &amp; editing.</w:t>
+      </w:r>
+    </w:p>
+    <w:p>
+      <w:pPr>
+        <w:spacing w:line="480" w:lineRule="auto" w:before="0" w:after="0"/>
+      </w:pPr>
+    </w:p>
+    <w:p>
+      <w:pPr>
+        <w:spacing w:line="480" w:lineRule="auto" w:before="0" w:after="0"/>
+      </w:pPr>
+      <w:r>
+        <w:rPr>
+          <w:rFonts w:ascii="Times New Roman" w:hAnsi="Times New Roman" w:eastAsia="Times New Roman"/>
+          <w:b/>
+          <w:sz w:val="24"/>
+        </w:rPr>
+        <w:t>Preprint Statement</w:t>
+      </w:r>
+    </w:p>
+    <w:p>
+      <w:pPr>
+        <w:spacing w:line="480" w:lineRule="auto" w:before="0" w:after="0"/>
+      </w:pPr>
+      <w:r>
+        <w:rPr>
+          <w:rFonts w:ascii="Times New Roman" w:hAnsi="Times New Roman" w:eastAsia="Times New Roman"/>
+          <w:sz w:val="24"/>
+        </w:rPr>
+        <w:t>A preprint of the original survey (the underlying N = 354 dataset and its descriptive analyses) is available at Research Square (DOI 10.21203/rs.3.rs-7756124/v1; Tokiwa, 2025). The seven HEXACO cluster centroids used as fixed parameters in this study are from the companion paper Tokiwa (2026, IEEE Access, DOI 10.1109/ACCESS.2026.3651324).</w:t>
+      </w:r>
+    </w:p>
+    <w:p>
+      <w:pPr>
+        <w:spacing w:line="480" w:lineRule="auto" w:before="0" w:after="0"/>
+      </w:pPr>
+    </w:p>
+    <w:p>
+      <w:pPr>
+        <w:spacing w:line="480" w:lineRule="auto" w:before="0" w:after="0"/>
+      </w:pPr>
+      <w:r>
+        <w:rPr>
+          <w:rFonts w:ascii="Times New Roman" w:hAnsi="Times New Roman" w:eastAsia="Times New Roman"/>
+          <w:b/>
+          <w:sz w:val="24"/>
+        </w:rPr>
+        <w:t>Acknowledgments</w:t>
+      </w:r>
+    </w:p>
+    <w:p>
+      <w:pPr>
+        <w:spacing w:line="480" w:lineRule="auto" w:before="0" w:after="0"/>
+      </w:pPr>
+      <w:r>
+        <w:rPr>
+          <w:rFonts w:ascii="Times New Roman" w:hAnsi="Times New Roman" w:eastAsia="Times New Roman"/>
+          <w:sz w:val="24"/>
+        </w:rPr>
+        <w:t>The author thanks the anonymous external methodologist (mode B; mathematical biology background) whose review memo led to the Section 6.5 Level 1 Methods Clarifications Log, and the N = 354 survey respondents whose anonymized data made this analysis possible.</w:t>
       </w:r>
     </w:p>
     <w:p>

--- a/simulation/paper/split/01_title_declarations.docx
+++ b/simulation/paper/split/01_title_declarations.docx
@@ -23,7 +23,7 @@
           <w:b/>
           <w:sz w:val="24"/>
         </w:rPr>
-        <w:t>Person-Level versus System-Level Anti-Harassment Interventions: HEXACO 7-Typology Evidence That Structure Dominates Personality in Japanese Workplaces</w:t>
+        <w:t>Person-Level versus System-Level Anti-Harassment Interventions: A Pre-Registered HEXACO 7-Typology Counterfactual Microsimulation in Japanese Workplaces</w:t>
       </w:r>
     </w:p>
     <w:p>
@@ -102,7 +102,7 @@
           <w:rFonts w:ascii="Times New Roman" w:hAnsi="Times New Roman" w:eastAsia="Times New Roman"/>
           <w:sz w:val="24"/>
         </w:rPr>
-        <w:t>The author has no known conflict of interest to disclose beyond that stated in the Declarations below.</w:t>
+        <w:t>The author discloses a potential competing interest as detailed in the Declarations below.</w:t>
       </w:r>
     </w:p>
     <w:p>
@@ -155,7 +155,7 @@
           <w:b/>
           <w:sz w:val="24"/>
         </w:rPr>
-        <w:t>Conflict of Interest</w:t>
+        <w:t>Competing Interests</w:t>
       </w:r>
     </w:p>
     <w:p>
@@ -167,7 +167,7 @@
           <w:rFonts w:ascii="Times New Roman" w:hAnsi="Times New Roman" w:eastAsia="Times New Roman"/>
           <w:sz w:val="24"/>
         </w:rPr>
-        <w:t>The author declares that there are no financial or personal relationships with other people or organizations that could inappropriately influence (bias) the work reported in this paper.</w:t>
+        <w:t>The author discloses the following potential competing interest: the author is the representative of SUNBLAZE Co., Ltd. (Tokyo, Japan), which provides HEXACO-JP, a proprietary Japanese-language HEXACO-based personality assessment service. Three points qualify the disclosure. (i) The present study does not use HEXACO-JP. The HEXACO instrument used here is the HEXACO-PI-R Japanese 60-item adaptation published by Wakabayashi (2014), a separately validated and openly cited instrument that predates and is independent of HEXACO-JP. (ii) The present manuscript does not reference, evaluate, market, recommend, or otherwise promote HEXACO-JP or any other SUNBLAZE product or service, and SUNBLAZE Co., Ltd. did not commission, sponsor, or direct the research. (iii) The headline empirical findings (a null personality-intervention contrast, a positive structural-intervention contrast, and the reframing of HEXACO 7-typology as a stratification variable rather than an intervention or screening target) do not differentially favor commercial HEXACO-based assessment products.</w:t>
       </w:r>
     </w:p>
     <w:p>
@@ -197,7 +197,7 @@
           <w:rFonts w:ascii="Times New Roman" w:hAnsi="Times New Roman" w:eastAsia="Times New Roman"/>
           <w:sz w:val="24"/>
         </w:rPr>
-        <w:t>This research was self-funded by SUNBLAZE Co., Ltd. (Tokyo, Japan). No external grant funding from agencies in the public, commercial, or not-for-profit sectors was received.</w:t>
+        <w:t>No funding was received for this research. SUNBLAZE Co., Ltd. did not provide any funding, equipment, or compensation, and no external grant funding from public, commercial, or not-for-profit agencies was received. The author conducted the research as an independent academic project at no monetary cost, using publicly available analytical software and previously collected data.</w:t>
       </w:r>
     </w:p>
     <w:p>
@@ -227,7 +227,7 @@
           <w:rFonts w:ascii="Times New Roman" w:hAnsi="Times New Roman" w:eastAsia="Times New Roman"/>
           <w:sz w:val="24"/>
         </w:rPr>
-        <w:t>The N = 354 individual-level harassment data re-analyzed in this study were originally collected under an IRB-approved protocol described in Tokiwa (2025, Research Square preprint, DOI 10.21203/rs.3.rs-7756124/v1). Secondary analysis of these de-identified data does not require additional ethics review under SUNBLAZE Co., Ltd. policy.</w:t>
+        <w:t>The N = 354 individual-level harassment data re-analyzed in this study were originally collected under an IRB-approved protocol described in Tokiwa (2025, Research Square preprint, DOI 10.21203/rs.3.rs-7756124/v1). The present study is a secondary analysis of these de-identified data and does not introduce any new contact with participants; consistent with standard practice for secondary analysis of de-identified data covered by the original IRB approval, no additional ethics review was sought.</w:t>
       </w:r>
     </w:p>
     <w:p>
@@ -442,7 +442,7 @@
         <w:b w:val="0"/>
         <w:sz w:val="24"/>
       </w:rPr>
-      <w:t>STRUCTURE DOMINATES PERSONALITY</w:t>
+      <w:t>HEXACO COUNTERFACTUAL MICROSIMULATION</w:t>
     </w:r>
     <w:r>
       <w:rPr>

--- a/simulation/paper/split/01_title_declarations.docx
+++ b/simulation/paper/split/01_title_declarations.docx
@@ -23,7 +23,7 @@
           <w:b/>
           <w:sz w:val="24"/>
         </w:rPr>
-        <w:t>Person-Level versus System-Level Anti-Harassment Interventions: A Pre-Registered HEXACO 7-Typology Counterfactual Microsimulation in Japanese Workplaces</w:t>
+        <w:t>Person-Level versus System-Level Anti-Harassment Interventions: A HEXACO 7-Typology Counterfactual Microsimulation in Japanese Workplaces</w:t>
       </w:r>
     </w:p>
     <w:p>

--- a/simulation/paper/split/01_title_declarations.docx
+++ b/simulation/paper/split/01_title_declarations.docx
@@ -377,7 +377,7 @@
           <w:rFonts w:ascii="Times New Roman" w:hAnsi="Times New Roman" w:eastAsia="Times New Roman"/>
           <w:sz w:val="24"/>
         </w:rPr>
-        <w:t>A preprint of the original survey (the underlying N = 354 dataset and its descriptive analyses) is available at Research Square (DOI 10.21203/rs.3.rs-7756124/v1; Tokiwa, 2025). The seven HEXACO cluster centroids used as fixed parameters in this study are from the companion paper Tokiwa (2026, IEEE Access, DOI 10.1109/ACCESS.2026.3651324).</w:t>
+        <w:t>A preprint of the present manuscript is publicly available at SocArXiv (DOI 10.31235/osf.io/p2d8w_v1; https://osf.io/preprints/socarxiv/p2d8w_v1). The underlying N = 354 dataset and its descriptive analyses are available as a separate preprint at Research Square (DOI 10.21203/rs.3.rs-7756124/v1; Tokiwa, 2025). The seven HEXACO cluster centroids used as fixed parameters in this study are from the companion paper Tokiwa (2026, IEEE Access, DOI 10.1109/ACCESS.2026.3651324).</w:t>
       </w:r>
     </w:p>
     <w:p>
